--- a/일본판/3부/3부_9화_최고재.docx
+++ b/일본판/3부/3부_9화_최고재.docx
@@ -92,7 +92,7 @@
           <w:color w:val="555555"/>
           <w:sz w:val="22"/>
         </w:rPr>
-        <w:t>(2022年6月13日(月)、午前9時半。桐生法律事務所。梅雨入り前の曇り空。応接室の机に、FAXの感熱紙が一枚。茜が読んでいる。鉄瓶から細い湯気。桐生の机の上の空の湯呑みは、今朝も一杯、置かれている。)</w:t>
+        <w:t>(2022年6月13日(月)、午前9時半。桐生法律事務所。梅雨入り前の曇り空。応接室の机にFAXの感熱紙が一枚。茜が読んでいる。鉄瓶から細い湯気。桐生の机の上の空の湯呑みには、今朝も一杯、お茶が置かれている。)</w:t>
       </w:r>
     </w:p>
     <w:p>
@@ -139,16 +139,16 @@
           <w:color w:val="555555"/>
           <w:sz w:val="22"/>
         </w:rPr>
-        <w:t>(湯呑みを置く手が、止まる)</w:t>
-      </w:r>
-      <w:r>
-        <w:rPr>
-          <w:rFonts w:ascii="Times New Roman" w:hAnsi="Times New Roman" w:eastAsia="Malgun Gothic"/>
-          <w:b w:val="0"/>
-          <w:i w:val="0"/>
-          <w:sz w:val="22"/>
-        </w:rPr>
-        <w:t>二十三日、……十日後。</w:t>
+        <w:t>(湯呑みを置く手が止まる)</w:t>
+      </w:r>
+      <w:r>
+        <w:rPr>
+          <w:rFonts w:ascii="Times New Roman" w:hAnsi="Times New Roman" w:eastAsia="Malgun Gothic"/>
+          <w:b w:val="0"/>
+          <w:i w:val="0"/>
+          <w:sz w:val="22"/>
+        </w:rPr>
+        <w:t>二十三日……十日後。</w:t>
       </w:r>
     </w:p>
     <w:p>
@@ -171,7 +171,7 @@
           <w:i w:val="0"/>
           <w:sz w:val="22"/>
         </w:rPr>
-        <w:t>口頭弁論が開かれた事件で、結論が出る日の指定です。(紙を机に置く)二月の高裁判決を、そのまま維持するだけなら、わざわざ弁論は開きません。</w:t>
+        <w:t>口頭弁論が開かれた事件で、結論が出る日の指定です。(紙を机に置く)二月の高裁判決をそのまま維持するだけなら、わざわざ弁論は開きません。</w:t>
       </w:r>
     </w:p>
     <w:p>
@@ -217,7 +217,7 @@
           <w:i w:val="0"/>
           <w:sz w:val="22"/>
         </w:rPr>
-        <w:t>破棄の可能性が高い、とは、言われています。あくまで「言われている」、です。確定じゃありません。</w:t>
+        <w:t>破棄の可能性が高いとは言われています。あくまで「言われている」です。確定じゃありません。</w:t>
       </w:r>
     </w:p>
     <w:p>
@@ -232,7 +232,7 @@
           <w:color w:val="555555"/>
           <w:sz w:val="22"/>
         </w:rPr>
-        <w:t>(階段の音。遼が入ってくる。スーツの襟に、小さなバッジ。扉の前で、自分でそれを外し、内ポケットにしまう。)</w:t>
+        <w:t>(階段の音。遼が入ってくる。スーツの襟に小さなバッジ。扉の前で自分でそれを外し、内ポケットにしまう。)</w:t>
       </w:r>
     </w:p>
     <w:p>
@@ -301,7 +301,7 @@
           <w:i w:val="0"/>
           <w:sz w:val="22"/>
         </w:rPr>
-        <w:t>通常国会が、十五日に閉じます。二十三日は、動けます。(紙を見る)……来ましたね。</w:t>
+        <w:t>通常国会が十五日に閉じます。二十三日は動けます。(紙を見る)……来ましたね。</w:t>
       </w:r>
     </w:p>
     <w:p>
@@ -324,7 +324,7 @@
           <w:i w:val="0"/>
           <w:sz w:val="22"/>
         </w:rPr>
-        <w:t>先生、そのバッジ、ここに来ると、毎回、外しますね。</w:t>
+        <w:t>先生、そのバッジ、ここに来ると毎回外しますね。</w:t>
       </w:r>
     </w:p>
     <w:p>
@@ -347,7 +347,7 @@
           <w:i w:val="0"/>
           <w:sz w:val="22"/>
         </w:rPr>
-        <w:t>ここでは、これは要らないので。(少し笑う)それに、ここの床は、昔から、先生の靴の音しか許してくれない気がして。</w:t>
+        <w:t>ここでは、これは要らないので。(少し笑う)それに、ここの床は昔から、先生の靴の音しか許してくれない気がして。</w:t>
       </w:r>
     </w:p>
     <w:p>
@@ -362,7 +362,7 @@
           <w:color w:val="555555"/>
           <w:sz w:val="22"/>
         </w:rPr>
-        <w:t>(茜が、書類ケースから、委任状の束を取り出す。表紙に、代理人の名前が並んでいる。「宇佐美」「土井」、その下に、「真壁」。)</w:t>
+        <w:t>(茜が書類ケースから委任状の束を取り出す。表紙に代理人の名前が並んでいる。「宇佐美」「土井」、その下に「真壁」。)</w:t>
       </w:r>
     </w:p>
     <w:p>
@@ -385,7 +385,7 @@
           <w:i w:val="0"/>
           <w:sz w:val="22"/>
         </w:rPr>
-        <w:t>先生。最後の確認です。上告審は、書面と弁論ですが、二十三日、法廷の代理人席には、私と宇佐美先生が座ります。委任状には、先生の名前も残っていますが。</w:t>
+        <w:t>先生。最後の確認です。上告審は書面と弁論ですが、二十三日、法廷の代理人席には私と宇佐美先生が座ります。委任状には先生の名前も残っていますが。</w:t>
       </w:r>
     </w:p>
     <w:p>
@@ -431,7 +431,7 @@
           <w:i w:val="0"/>
           <w:sz w:val="22"/>
         </w:rPr>
-        <w:t>「国会議員が、国を被告とする事件の代理人席にいる」。記事にも、一度、書かれました。</w:t>
+        <w:t>「国会議員が国を被告とする事件の代理人席にいる」。記事にも一度、書かれました。</w:t>
       </w:r>
     </w:p>
     <w:p>
@@ -454,7 +454,7 @@
           <w:i w:val="0"/>
           <w:sz w:val="22"/>
         </w:rPr>
-        <w:t>書かれて当然です。法律で、禁じられてはいません。でも、僕が代理人席にいると、国は、「この事件は政治だ」と言えます。裁判所が、それを理由に、半歩、引くかもしれない。(間)あの席は、あなたと宇佐美先生が、いちばん、強い。</w:t>
+        <w:t>書かれて当然です。法律で禁じられてはいません。でも、僕が代理人席にいると、国は「この事件は政治だ」と言えます。裁判所がそれを理由に半歩引くかもしれない。(間)あの席は、あなたと宇佐美先生がいちばん強い。</w:t>
       </w:r>
     </w:p>
     <w:p>
@@ -502,7 +502,7 @@
           <w:color w:val="555555"/>
           <w:sz w:val="22"/>
         </w:rPr>
-        <w:t>(沈黙。鉄瓶が鳴る。茜が、ふと、時計を見る。)</w:t>
+        <w:t>(沈黙。鉄瓶が鳴る。茜がふと時計を見る。)</w:t>
       </w:r>
     </w:p>
     <w:p>
@@ -525,7 +525,7 @@
           <w:i w:val="0"/>
           <w:sz w:val="22"/>
         </w:rPr>
-        <w:t>真壁先生。もう一つ。……遠藤さんが、昨日の夜、また、熱を出したそうです。</w:t>
+        <w:t>真壁先生。もう一つ。……遠藤さんが昨日の夜、また熱を出したそうです。</w:t>
       </w:r>
     </w:p>
     <w:p>
@@ -571,7 +571,7 @@
           <w:i w:val="0"/>
           <w:sz w:val="22"/>
         </w:rPr>
-        <w:t>市立病院に、入院に。肺炎の、再発だそうです。お医者さんが、「二十三日の判決まで、持たせたい」と。</w:t>
+        <w:t>市立病院に入院に。肺炎の再発だそうです。お医者さんが「二十三日の判決まで持たせたい」と。</w:t>
       </w:r>
     </w:p>
     <w:p>
@@ -627,7 +627,7 @@
           <w:i w:val="0"/>
           <w:sz w:val="22"/>
         </w:rPr>
-        <w:t>鉄瓶の、一番目の湯呑みは。</w:t>
+        <w:t>鉄瓶の一番目の湯呑みは。</w:t>
       </w:r>
     </w:p>
     <w:p>
@@ -650,7 +650,7 @@
           <w:i w:val="0"/>
           <w:sz w:val="22"/>
         </w:rPr>
-        <w:t>……そのままで。遠藤さんの席は、空けておきます。(桐生の机の、空の湯呑みに目をやる)先生の席と、同じで。</w:t>
+        <w:t>……そのままで。遠藤さんの席は空けておきます。(桐生の机の空の湯呑みに目をやる)先生の席と同じで。</w:t>
       </w:r>
     </w:p>
     <w:p>
@@ -665,7 +665,7 @@
           <w:color w:val="555555"/>
           <w:sz w:val="22"/>
         </w:rPr>
-        <w:t>(焙烙が、こんろの上。遼が、火を入れる。いちばん小さな火。細い煙が、一本、上がる。)</w:t>
+        <w:t>(焙烙がこんろの上。遼が火を入れる。いちばん小さな火。細い煙が一本上がる。)</w:t>
       </w:r>
     </w:p>
     <w:p>
@@ -711,7 +711,7 @@
           <w:i w:val="0"/>
           <w:sz w:val="22"/>
         </w:rPr>
-        <w:t>十日後の、お茶になりますね。</w:t>
+        <w:t>十日後のお茶になりますね。</w:t>
       </w:r>
     </w:p>
     <w:p>
@@ -741,7 +741,7 @@
           <w:color w:val="555555"/>
           <w:sz w:val="22"/>
         </w:rPr>
-        <w:t>(2022年6月22日(水)、午後8時。衆議院第一議員会館。遼の部屋。窓の外は、梅雨の湿った夜。壁際の棚に、手書きの地図と、「汐見」の漁協の旗。机の上に、国会図書館の資料の山。長岡美優がパソコンに向かい、榊が、直立のまま、紙袋を抱えている。)</w:t>
+        <w:t>(2022年6月22日(水)、午後8時。衆議院第一議員会館。遼の部屋。窓の外は梅雨の湿った夜。壁際の棚に手書きの地図と「汐見」の漁協の旗。机の上に国会図書館の資料の山。長岡美優がパソコンに向かい、榊が直立のまま紙袋を抱えている。)</w:t>
       </w:r>
     </w:p>
     <w:p>
@@ -764,7 +764,7 @@
           <w:i w:val="0"/>
           <w:sz w:val="22"/>
         </w:rPr>
-        <w:t>先生。明日の午後の、国土交通委員会の、質問通告の取り下げ、完了しました。代わりに、与党側の、理事のところへ、「一身上の都合で欠席」と、お伝えしました。</w:t>
+        <w:t>先生。明日の午後の国土交通委員会の質問通告の取り下げ、完了しました。代わりに与党側の理事のところへ「一身上の都合で欠席」とお伝えしました。</w:t>
       </w:r>
     </w:p>
     <w:p>
@@ -787,7 +787,7 @@
           <w:i w:val="0"/>
           <w:sz w:val="22"/>
         </w:rPr>
-        <w:t>ありがとうございます。迷惑を、かけますね。</w:t>
+        <w:t>ありがとうございます。迷惑をかけますね。</w:t>
       </w:r>
     </w:p>
     <w:p>
@@ -866,7 +866,7 @@
           <w:i w:val="0"/>
           <w:sz w:val="22"/>
         </w:rPr>
-        <w:t>先ほどまで、おりました。(紙袋を、そっと、机に置く)旦那様、……いえ、前議員は、今日は、ご機嫌が良く、点滴の合間に、競馬の話を、なさいました。</w:t>
+        <w:t>先ほどまでおりました。(紙袋をそっと机に置く)旦那様……いえ、前議員は、今日はご機嫌が良く、点滴の合間に競馬の話をなさいました。</w:t>
       </w:r>
     </w:p>
     <w:p>
@@ -889,7 +889,7 @@
           <w:i w:val="0"/>
           <w:sz w:val="22"/>
         </w:rPr>
-        <w:t>先生に、お預かりしたものがございます。(紙袋から、小さな便箋を一枚、出す)一行だけ、との、ご指示でした。</w:t>
+        <w:t>先生にお預かりしたものがございます。(紙袋から小さな便箋を一枚出す)一行だけとのご指示でした。</w:t>
       </w:r>
     </w:p>
     <w:p>
@@ -904,7 +904,7 @@
           <w:color w:val="555555"/>
           <w:sz w:val="22"/>
         </w:rPr>
-        <w:t>(遼が、便箋を受け取る。短い、癖のある字。)</w:t>
+        <w:t>(遼が便箋を受け取る。短い、癖のある字。)</w:t>
       </w:r>
     </w:p>
     <w:p>
@@ -937,7 +937,7 @@
           <w:i w:val="0"/>
           <w:sz w:val="22"/>
         </w:rPr>
-        <w:t>「明日は、バッジを外して、傍聴席の端に座れ。見るな、聞け。」……</w:t>
+        <w:t>「明日はバッジを外して、傍聴席の端に座れ。見るな、聞け。」……</w:t>
       </w:r>
     </w:p>
     <w:p>
@@ -993,7 +993,7 @@
           <w:i w:val="0"/>
           <w:sz w:val="22"/>
         </w:rPr>
-        <w:t>前議員は、「見る者は、判断する。聞く者は、受け取る」と。……すみません、これは、私の補足でございます。</w:t>
+        <w:t>前議員は「見る者は判断する。聞く者は受け取る」と。……すみません、これは私の補足でございます。</w:t>
       </w:r>
     </w:p>
     <w:p>
@@ -1017,16 +1017,16 @@
           <w:color w:val="555555"/>
           <w:sz w:val="22"/>
         </w:rPr>
-        <w:t>(便箋を、折る)</w:t>
-      </w:r>
-      <w:r>
-        <w:rPr>
-          <w:rFonts w:ascii="Times New Roman" w:hAnsi="Times New Roman" w:eastAsia="Malgun Gothic"/>
-          <w:b w:val="0"/>
-          <w:i w:val="0"/>
-          <w:sz w:val="22"/>
-        </w:rPr>
-        <w:t>……分かりました。バッジは、もう、外すつもりでしたが。</w:t>
+        <w:t>(便箋を折る)</w:t>
+      </w:r>
+      <w:r>
+        <w:rPr>
+          <w:rFonts w:ascii="Times New Roman" w:hAnsi="Times New Roman" w:eastAsia="Malgun Gothic"/>
+          <w:b w:val="0"/>
+          <w:i w:val="0"/>
+          <w:sz w:val="22"/>
+        </w:rPr>
+        <w:t>……分かりました。バッジはもう外すつもりでしたが。</w:t>
       </w:r>
     </w:p>
     <w:p>
@@ -1049,7 +1049,7 @@
           <w:i w:val="0"/>
           <w:sz w:val="22"/>
         </w:rPr>
-        <w:t>前議員は、そう、おっしゃるだろうと、申しておりました。</w:t>
+        <w:t>前議員はそうおっしゃるだろうと申しておりました。</w:t>
       </w:r>
     </w:p>
     <w:p>
@@ -1064,7 +1064,7 @@
           <w:color w:val="555555"/>
           <w:sz w:val="22"/>
         </w:rPr>
-        <w:t>(長岡が、目を丸くする。遼は、便箋を、内ポケットに、しまう。バッジと、同じ場所。)</w:t>
+        <w:t>(長岡が目を丸くする。遼は便箋を内ポケットにしまう。バッジと同じ場所。)</w:t>
       </w:r>
     </w:p>
     <w:p>
@@ -1087,7 +1087,7 @@
           <w:i w:val="0"/>
           <w:sz w:val="22"/>
         </w:rPr>
-        <w:t>榊さん。もし、明日、負けたら。</w:t>
+        <w:t>榊さん。もし明日、負けたら。</w:t>
       </w:r>
     </w:p>
     <w:p>
@@ -1133,7 +1133,7 @@
           <w:i w:val="0"/>
           <w:sz w:val="22"/>
         </w:rPr>
-        <w:t>負けたら、僕は、何を、すべきだと思いますか。</w:t>
+        <w:t>負けたら、僕は何をすべきだと思いますか。</w:t>
       </w:r>
     </w:p>
     <w:p>
@@ -1166,7 +1166,7 @@
           <w:i w:val="0"/>
           <w:sz w:val="22"/>
         </w:rPr>
-        <w:t>私は、秘書です。先生の、お考えに、お仕えする者でございます。……ただ、前議員の、遺言ではございませんが、一つだけ。</w:t>
+        <w:t>私は秘書です。先生のお考えにお仕えする者でございます。……ただ、前議員の遺言ではございませんが、一つだけ。</w:t>
       </w:r>
     </w:p>
     <w:p>
@@ -1212,7 +1212,7 @@
           <w:i w:val="0"/>
           <w:sz w:val="22"/>
         </w:rPr>
-        <w:t>はい。まだ、お元気ですので。(ごく、わずかに、口角が動く)前議員は、「勝った時にする人間は、どこにでもいる。負けた時に、何をするかで、その人間の、背中が見える」と、昔、私に、申しました。</w:t>
+        <w:t>はい。まだお元気ですので。(ごくわずかに口角が動く)前議員は「勝った時にする人間は、どこにでもいる。負けた時に何をするかで、その人間の背中が見える」と、昔、私に申しました。</w:t>
       </w:r>
     </w:p>
     <w:p>
@@ -1235,7 +1235,7 @@
           <w:i w:val="0"/>
           <w:sz w:val="22"/>
         </w:rPr>
-        <w:t>……そう、ですか。</w:t>
+        <w:t>……そうですか。</w:t>
       </w:r>
     </w:p>
     <w:p>
@@ -1250,7 +1250,7 @@
           <w:color w:val="555555"/>
           <w:sz w:val="22"/>
         </w:rPr>
-        <w:t>(窓の外、遠くで、救急車のサイレンが過ぎる。長岡が、コンビニの袋から、おにぎりを二つ、出す。)</w:t>
+        <w:t>(窓の外、遠くで救急車のサイレンが過ぎる。長岡がコンビニの袋からおにぎりを二つ出す。)</w:t>
       </w:r>
     </w:p>
     <w:p>
@@ -1280,7 +1280,7 @@
           <w:color w:val="555555"/>
           <w:sz w:val="22"/>
         </w:rPr>
-        <w:t>(2022年6月23日(木)、午後2時30分。千代田区隼町、最高裁判所。灰色の石の建物。梅雨の晴れ間、白い空。正門前に、傍聴券の抽選の列。黒い傘を畳んだ人、紙の旗を持った人。「国の責任を認めて」と手書きの横断幕。参議院選挙の公示翌日で、道の向こうの掲示板に、ポスターが、まだ、白い部分を残している。)</w:t>
+        <w:t>(2022年6月23日(木)、午後2時30分。千代田区隼町、最高裁判所。灰色の石の建物。梅雨の晴れ間、白い空。正門前に傍聴券の抽選の列。黒い傘を畳んだ人、紙の旗を持った人。「国の責任を認めて」と手書きの横断幕。参議院選挙の公示翌日で、道の向こうの掲示板にポスターがまだ白い部分を残している。)</w:t>
       </w:r>
     </w:p>
     <w:p>
@@ -1295,7 +1295,7 @@
           <w:color w:val="555555"/>
           <w:sz w:val="22"/>
         </w:rPr>
-        <w:t>(列の中に、大城と和代と翔太。翔太は、整備実習の紺の作業着の上に、借り物のジャケット。)</w:t>
+        <w:t>(列の中に大城と和代と翔太。翔太は整備実習の紺の作業着の上に借り物のジャケット。)</w:t>
       </w:r>
     </w:p>
     <w:p>
@@ -1318,7 +1318,7 @@
           <w:i w:val="0"/>
           <w:sz w:val="22"/>
         </w:rPr>
-        <w:t>抽選、当たるかな。四十席しか、ないんだって。</w:t>
+        <w:t>抽選、当たるかな。四十席しかないんだって。</w:t>
       </w:r>
     </w:p>
     <w:p>
@@ -1341,7 +1341,7 @@
           <w:i w:val="0"/>
           <w:sz w:val="22"/>
         </w:rPr>
-        <w:t>去年、地裁のとき、抽選に外れた人が、外で、泣いてたの、思い出すわ。</w:t>
+        <w:t>去年、地裁のとき、抽選に外れた人が外で泣いてたの、思い出すわ。</w:t>
       </w:r>
     </w:p>
     <w:p>
@@ -1364,7 +1364,7 @@
           <w:i w:val="0"/>
           <w:sz w:val="22"/>
         </w:rPr>
-        <w:t>おれ、今日、当たんなくても、いいっす。……外で、待ちます。</w:t>
+        <w:t>おれ、今日当たんなくてもいいっす。……外で待ちます。</w:t>
       </w:r>
     </w:p>
     <w:p>
@@ -1387,7 +1387,7 @@
           <w:i w:val="0"/>
           <w:sz w:val="22"/>
         </w:rPr>
-        <w:t>何言ってんの。あんたは、法廷に入りなさい。父ちゃんが、そう、言う。</w:t>
+        <w:t>何言ってんの。あんたは法廷に入りなさい。父ちゃんがそう言う。</w:t>
       </w:r>
     </w:p>
     <w:p>
@@ -1458,7 +1458,7 @@
           <w:color w:val="555555"/>
           <w:sz w:val="22"/>
         </w:rPr>
-        <w:t>(茜と宇佐美が、司法記者クラブの方から、書類鞄を提げて、小走りに来る。茜は、黒いスーツ。宇佐美は、年季の入ったネクタイ。)</w:t>
+        <w:t>(茜と宇佐美が司法記者クラブの方から、書類鞄を提げて小走りに来る。茜は黒いスーツ。宇佐美は年季の入ったネクタイ。)</w:t>
       </w:r>
     </w:p>
     <w:p>
@@ -1527,7 +1527,7 @@
           <w:i w:val="0"/>
           <w:sz w:val="22"/>
         </w:rPr>
-        <w:t>大城さん、和代さん、翔太さん。それから、遠藤さんの、代わりの方、お一人。</w:t>
+        <w:t>大城さん、和代さん、翔太さん。それから遠藤さんの代わりの方、お一人。</w:t>
       </w:r>
     </w:p>
     <w:p>
@@ -1551,16 +1551,16 @@
           <w:color w:val="555555"/>
           <w:sz w:val="22"/>
         </w:rPr>
-        <w:t>(手に、小さな布のようなものを持っている)</w:t>
-      </w:r>
-      <w:r>
-        <w:rPr>
-          <w:rFonts w:ascii="Times New Roman" w:hAnsi="Times New Roman" w:eastAsia="Malgun Gothic"/>
-          <w:b w:val="0"/>
-          <w:i w:val="0"/>
-          <w:sz w:val="22"/>
-        </w:rPr>
-        <w:t>遠藤さんの、帽子。これ、持って入っても、いいですか。</w:t>
+        <w:t>(手に小さな布のようなものを持っている)</w:t>
+      </w:r>
+      <w:r>
+        <w:rPr>
+          <w:rFonts w:ascii="Times New Roman" w:hAnsi="Times New Roman" w:eastAsia="Malgun Gothic"/>
+          <w:b w:val="0"/>
+          <w:i w:val="0"/>
+          <w:sz w:val="22"/>
+        </w:rPr>
+        <w:t>遠藤さんの帽子。これ、持って入ってもいいですか。</w:t>
       </w:r>
     </w:p>
     <w:p>
@@ -1583,7 +1583,7 @@
           <w:i w:val="0"/>
           <w:sz w:val="22"/>
         </w:rPr>
-        <w:t>持ち込みは、手荷物検査を、通れば。(眼鏡を直す)法廷は、静かな場所ですが、人の気持ちを、置いてはいけない場所ではない。</w:t>
+        <w:t>持ち込みは、手荷物検査を通れば。(眼鏡を直す)法廷は静かな場所ですが、人の気持ちを置いてはいけない場所ではない。</w:t>
       </w:r>
     </w:p>
     <w:p>
@@ -1606,7 +1606,7 @@
           <w:i w:val="0"/>
           <w:sz w:val="22"/>
         </w:rPr>
-        <w:t>……ありがとう、ございます。</w:t>
+        <w:t>……ありがとうございます。</w:t>
       </w:r>
     </w:p>
     <w:p>
@@ -1621,7 +1621,7 @@
           <w:color w:val="555555"/>
           <w:sz w:val="22"/>
         </w:rPr>
-        <w:t>(少し離れて、遼が、一人で立っている。黒いスーツ、襟には、何もない。柚木が、近づく。)</w:t>
+        <w:t>(少し離れて、遼が一人で立っている。黒いスーツ、襟には何もない。柚木が近づく。)</w:t>
       </w:r>
     </w:p>
     <w:p>
@@ -1690,7 +1690,7 @@
           <w:i w:val="0"/>
           <w:sz w:val="22"/>
         </w:rPr>
-        <w:t>傍聴の抽選に、当たりました。普段は、記者席ですけど、今日は、一般席を、取っておいたんです。</w:t>
+        <w:t>傍聴の抽選に当たりました。普段は記者席ですけど、今日は一般席を取っておいたんです。</w:t>
       </w:r>
     </w:p>
     <w:p>
@@ -1736,7 +1736,7 @@
           <w:i w:val="0"/>
           <w:sz w:val="22"/>
         </w:rPr>
-        <w:t>記者席だと、書くために、聞くので。……今日は、先に、聞きたかったんです。</w:t>
+        <w:t>記者席だと、書くために聞くので。……今日は先に聞きたかったんです。</w:t>
       </w:r>
     </w:p>
     <w:p>
@@ -1751,7 +1751,7 @@
           <w:color w:val="555555"/>
           <w:sz w:val="22"/>
         </w:rPr>
-        <w:t>(遼は、黙って、うなずく。ポケットの中で、折りたたんだ便箋を、指でなぞる。)</w:t>
+        <w:t>(遼は黙ってうなずく。ポケットの中で、折りたたんだ便箋を指でなぞる。)</w:t>
       </w:r>
     </w:p>
     <w:p>
@@ -1766,7 +1766,7 @@
           <w:color w:val="555555"/>
           <w:sz w:val="22"/>
         </w:rPr>
-        <w:t>(遼は、答えない。最高裁の、重い扉が、手荷物検査の列の向こうに、見える。梅雨の晴れ間の光が、石の壁に、鈍く、跳ね返る。)</w:t>
+        <w:t>(遼は答えない。最高裁の重い扉が、手荷物検査の列の向こうに見える。梅雨の晴れ間の光が石の壁に鈍く跳ね返る。)</w:t>
       </w:r>
     </w:p>
     <w:p>
@@ -1796,7 +1796,7 @@
           <w:color w:val="555555"/>
           <w:sz w:val="22"/>
         </w:rPr>
-        <w:t>(午後3時。最高裁判所第二小法廷。傍聴席は、四十席ほど。正面の高い壇に、五つの椅子。黒い法服の五人が入廷する。全員起立、礼。遼は、最後列の、通路側の端に座っている。膝の上に、握った自分の手。)</w:t>
+        <w:t>(午後3時。最高裁判所第二小法廷。傍聴席は四十席ほど。正面の高い壇に五つの椅子。黒い法服の五人が入廷する。全員起立、礼。遼は最後列の通路側の端に座っている。膝の上に、握った自分の手。)</w:t>
       </w:r>
     </w:p>
     <w:p>
@@ -1849,7 +1849,7 @@
           <w:color w:val="555555"/>
           <w:sz w:val="22"/>
         </w:rPr>
-        <w:t>(間。法廷の、空調の音。)</w:t>
+        <w:t>(間。法廷の空調の音。)</w:t>
       </w:r>
     </w:p>
     <w:p>
@@ -1872,7 +1872,7 @@
           <w:i w:val="0"/>
           <w:sz w:val="22"/>
         </w:rPr>
-        <w:t>主文。原判決中、上告人国敗訴部分を破棄する。前項の部分に関する被上告人らの請求を棄却する。上告人電力株式会社の上告を棄却する。訴訟費用は、……(淡々と続く)……以上です。</w:t>
+        <w:t>主文。原判決中、上告人国敗訴部分を破棄する。前項の部分に関する被上告人らの請求を棄却する。上告人電力株式会社の上告を棄却する。訴訟費用は……(淡々と続く)……以上です。</w:t>
       </w:r>
     </w:p>
     <w:p>
@@ -1887,7 +1887,7 @@
           <w:color w:val="555555"/>
           <w:sz w:val="22"/>
         </w:rPr>
-        <w:t>(その一言で、法廷の空気が、ぴんと、張る。傍聴席の誰かが、息を飲む。和代の肩が、びくりと、動く。)</w:t>
+        <w:t>(その一言で、法廷の空気がぴんと張る。傍聴席の誰かが息を飲む。和代の肩がびくりと動く。)</w:t>
       </w:r>
     </w:p>
     <w:p>
@@ -1910,7 +1910,7 @@
           <w:i w:val="0"/>
           <w:sz w:val="22"/>
         </w:rPr>
-        <w:t>理由については、判決書に記載のとおりです。なお、本件判決には、裁判官一名の、反対意見があります。</w:t>
+        <w:t>理由については、判決書に記載のとおりです。なお、本件判決には裁判官一名の反対意見があります。</w:t>
       </w:r>
     </w:p>
     <w:p>
@@ -1925,7 +1925,7 @@
           <w:color w:val="555555"/>
           <w:sz w:val="22"/>
         </w:rPr>
-        <w:t>(ざわめきが、起きかけて、止まる。大城が、手の中の、遠藤の帽子を、ぎゅっと握る。)</w:t>
+        <w:t>(ざわめきが起きかけて止まる。大城が手の中の遠藤の帽子をぎゅっと握る。)</w:t>
       </w:r>
     </w:p>
     <w:p>
@@ -1948,7 +1948,7 @@
           <w:i w:val="0"/>
           <w:sz w:val="22"/>
         </w:rPr>
-        <w:t>以上で、本件の、言渡しを終わります。閉廷します。</w:t>
+        <w:t>以上で、本件の言渡しを終わります。閉廷します。</w:t>
       </w:r>
     </w:p>
     <w:p>
@@ -1963,7 +1963,7 @@
           <w:color w:val="555555"/>
           <w:sz w:val="22"/>
         </w:rPr>
-        <w:t>(それだけ、だった。三十秒もかからなかった。五人は、起立の礼のあと、順に、奥の扉に消える。傍聴席の誰も、立ち上がれない。)</w:t>
+        <w:t>(それだけだった。三十秒もかからなかった。五人は起立の礼のあと、順に奥の扉に消える。傍聴席の誰も立ち上がれない。)</w:t>
       </w:r>
     </w:p>
     <w:p>
@@ -2042,7 +2042,7 @@
           <w:i w:val="0"/>
           <w:sz w:val="22"/>
         </w:rPr>
-        <w:t>理由、言わないんすか。なんで、なんで負けたのか、言わないんすか。</w:t>
+        <w:t>理由、言わないんすか。なんで負けたのか、言わないんすか。</w:t>
       </w:r>
     </w:p>
     <w:p>
@@ -2075,7 +2075,7 @@
           <w:i w:val="0"/>
           <w:sz w:val="22"/>
         </w:rPr>
-        <w:t>最高裁は、言わないんだ。判決書を、読めって。……あたしも、知ってた。でも、……実際に聞くと、こんなにも、短い。</w:t>
+        <w:t>最高裁は言わないんだ。判決書を読めって。……あたしも知ってた。でも、実際に聞くと、こんなに短い。</w:t>
       </w:r>
     </w:p>
     <w:p>
@@ -2090,7 +2090,7 @@
           <w:color w:val="555555"/>
           <w:sz w:val="22"/>
         </w:rPr>
-        <w:t>(廷吏が、傍聴席に近づき、静かに、退廷を促す。茜が、代理人席から、立ち上がって、傍聴席の方に、振り向く。顔色が、ない。宇佐美が、その肩に、手を置く。)</w:t>
+        <w:t>(廷吏が傍聴席に近づき、静かに退廷を促す。茜が代理人席から立ち上がって、傍聴席の方に振り向く。顔色がない。宇佐美がその肩に手を置く。)</w:t>
       </w:r>
     </w:p>
     <w:p>
@@ -2113,7 +2113,7 @@
           <w:i w:val="0"/>
           <w:sz w:val="22"/>
         </w:rPr>
-        <w:t>土井さん。判決書は、すぐ、もらえる。まず、外で、皆さんに、……事実を、お伝えしよう。</w:t>
+        <w:t>土井さん。判決書はすぐもらえる。まず外で、皆さんに……事実をお伝えしよう。</w:t>
       </w:r>
     </w:p>
     <w:p>
@@ -2151,7 +2151,7 @@
           <w:color w:val="555555"/>
           <w:sz w:val="22"/>
         </w:rPr>
-        <w:t>(遼は、まだ、座っている。顔を上げる。傍聴席の、壁際に、ガラスの窓越しに、記者たちが、駆け出していくのが見える。柚木が、一瞬だけ、遼を見る。何も、言わない。手帳を、閉じている。)</w:t>
+        <w:t>(遼はまだ座っている。顔を上げる。傍聴席の壁際、ガラスの窓越しに、記者たちが駆け出していくのが見える。柚木が一瞬だけ遼を見る。何も言わない。手帳を閉じている。)</w:t>
       </w:r>
     </w:p>
     <w:p>
@@ -2166,7 +2166,7 @@
           <w:color w:val="555555"/>
           <w:sz w:val="22"/>
         </w:rPr>
-        <w:t>(遼の内ポケットで、便箋が、かさりと、鳴る。「見るな、聞け」。)</w:t>
+        <w:t>(遼の内ポケットで便箋がかさりと鳴る。「見るな、聞け」。)</w:t>
       </w:r>
     </w:p>
     <w:p>
@@ -2229,7 +2229,7 @@
           <w:color w:val="555555"/>
           <w:sz w:val="22"/>
         </w:rPr>
-        <w:t>(午後4時10分。最高裁正門前の歩道。記者たちの輪。カメラ、マイク、スマートフォンの列。茜が、判決書の最初の数枚を握っている。宇佐美が隣。原告団は、後ろに並ぶ。大城が、手書きの旗を、胸の前で、抱える。)</w:t>
+        <w:t>(午後4時10分。最高裁正門前の歩道。記者たちの輪。カメラ、マイク、スマートフォンの列。茜が判決書の最初の数枚を握っている。宇佐美が隣。原告団は後ろに並ぶ。大城が手書きの旗を胸の前で抱える。)</w:t>
       </w:r>
     </w:p>
     <w:p>
@@ -2252,7 +2252,7 @@
           <w:i w:val="0"/>
           <w:sz w:val="22"/>
         </w:rPr>
-        <w:t>……ただいま、最高裁判所第二小法廷は、国の責任に関する、高裁判決を破棄し、原告らの請求を、棄却しました。(声が、ほとんど、震えていない)判決書によると、国が規制権限を行使していたとしても、「津波による重大な事故を回避できた高度の蓋然性」までは、認められない、との理由です。長期評価の信頼性は、否定していません。……予見可能性を、完全には否定せず、結果回避の可能性を、否定した、と読めます。</w:t>
+        <w:t>……ただいま、最高裁判所第二小法廷は、国の責任に関する高裁判決を破棄し、原告らの請求を棄却しました。(声はほとんど震えていない)判決書によると、国が規制権限を行使していたとしても、「津波による重大な事故を回避できた高度の蓋然性」までは認められない、との理由です。長期評価の信頼性は否定していません。……予見可能性を完全には否定せず、結果回避の可能性を否定した、と読めます。</w:t>
       </w:r>
     </w:p>
     <w:p>
@@ -2275,7 +2275,7 @@
           <w:i w:val="0"/>
           <w:sz w:val="22"/>
         </w:rPr>
-        <w:t>反対意見が、一名、あったそうですが。</w:t>
+        <w:t>反対意見が一名あったそうですが。</w:t>
       </w:r>
     </w:p>
     <w:p>
@@ -2298,7 +2298,7 @@
           <w:i w:val="0"/>
           <w:sz w:val="22"/>
         </w:rPr>
-        <w:t>はい。女性の裁判官、戸川裁判官の、反対意見です。「規制権限が行使されていれば、津波への対策は、現実的に、可能であった。国の不作為は、著しく合理性を欠く」と。……(判決書を、めくる)その一文を、私は、今、初めて、読みました。</w:t>
+        <w:t>はい。女性の裁判官、戸川裁判官の反対意見です。「規制権限が行使されていれば、津波への対策は現実的に可能であった。国の不作為は著しく合理性を欠く」と。……(判決書をめくる)その一文を、私は今、初めて読みました。</w:t>
       </w:r>
     </w:p>
     <w:p>
@@ -2321,7 +2321,7 @@
           <w:i w:val="0"/>
           <w:sz w:val="22"/>
         </w:rPr>
-        <w:t>原告団として、今回の判決を、どう受け止めますか。</w:t>
+        <w:t>原告団として、今回の判決をどう受け止めますか。</w:t>
       </w:r>
     </w:p>
     <w:p>
@@ -2336,7 +2336,7 @@
           <w:color w:val="555555"/>
           <w:sz w:val="22"/>
         </w:rPr>
-        <w:t>(大城が、一歩、前に出る。旗を、持ったまま。)</w:t>
+        <w:t>(大城が一歩前に出る。旗を持ったまま。)</w:t>
       </w:r>
     </w:p>
     <w:p>
@@ -2359,7 +2359,7 @@
           <w:i w:val="0"/>
           <w:sz w:val="22"/>
         </w:rPr>
-        <w:t>……原告団の、事務局の、大城です。</w:t>
+        <w:t>……原告団の事務局の大城です。</w:t>
       </w:r>
     </w:p>
     <w:p>
@@ -2374,7 +2374,7 @@
           <w:color w:val="555555"/>
           <w:sz w:val="22"/>
         </w:rPr>
-        <w:t>(マイクが、いっせいに向く。大城は、一瞬、言葉を探す。)</w:t>
+        <w:t>(マイクがいっせいに向く。大城は一瞬、言葉を探す。)</w:t>
       </w:r>
     </w:p>
     <w:p>
@@ -2397,7 +2397,7 @@
           <w:i w:val="0"/>
           <w:sz w:val="22"/>
         </w:rPr>
-        <w:t>あたしは、判決文を、まだ、全部、読んでません。だから、法律の話は、茜先生に、任せます。ただ、一つだけ。(間)十一年前の三月に、波戸の港で、水は、漁協の二階の窓の、すぐ下まで、せりあがってきました。誰かが、その高さを、二〇〇八年に、「十四メートル」と、計算していた。……その計算を、見ないことにした人たちを、裁判所は、「責任はない」と、言った。</w:t>
+        <w:t>あたしは判決文をまだ全部は読んでません。だから法律の話は茜先生に任せます。ただ、一つだけ。(間)十一年前の三月に、波戸の港で、水は漁協の二階の窓のすぐ下までせりあがってきました。誰かがその高さを二〇〇八年に「十四メートル」と計算していた。……その計算を見ないことにした人たちを、裁判所は「責任はない」と言った。</w:t>
       </w:r>
     </w:p>
     <w:p>
@@ -2443,7 +2443,7 @@
           <w:i w:val="0"/>
           <w:sz w:val="22"/>
         </w:rPr>
-        <w:t>それが、法律なら、それは、そういうものなんでしょう。でも、あたしは、法律を、信じて、ここまで来た。……(声が、少し、低くなる)信じて、来たのに、「信じてた」と、言わなきゃいけないのが、一番、腹が立つ。</w:t>
+        <w:t>それが法律なら、それはそういうものなんでしょう。でも、あたしは法律を信じてここまで来た。……(声が少し低くなる)信じて来たのに、「信じてた」と言わなきゃいけないのが、一番腹が立つ。</w:t>
       </w:r>
     </w:p>
     <w:p>
@@ -2458,7 +2458,7 @@
           <w:color w:val="555555"/>
           <w:sz w:val="22"/>
         </w:rPr>
-        <w:t>(大城の肩が、わずかに、揺れる。和代が、横から、そっと、腕を取る。)</w:t>
+        <w:t>(大城の肩がわずかに揺れる。和代が横からそっと腕を取る。)</w:t>
       </w:r>
     </w:p>
     <w:p>
@@ -2496,7 +2496,7 @@
           <w:color w:val="555555"/>
           <w:sz w:val="22"/>
         </w:rPr>
-        <w:t>(遼が、輪の、後ろのほうに、いる。記者が、気づく。カメラが、少し、動く。)</w:t>
+        <w:t>(遼が輪の後ろのほうにいる。記者が気づく。カメラが少し動く。)</w:t>
       </w:r>
     </w:p>
     <w:p>
@@ -2519,7 +2519,7 @@
           <w:i w:val="0"/>
           <w:sz w:val="22"/>
         </w:rPr>
-        <w:t>真壁議員。今回の判決を、国会議員として、どう、受け止めますか。法廷で、国の責任を、問うてきた方が、今は、立法府におられる。そのお立場から、お願いします。</w:t>
+        <w:t>真壁議員。今回の判決を国会議員としてどう受け止めますか。法廷で国の責任を問うてきた方が、今は立法府におられる。そのお立場からお願いします。</w:t>
       </w:r>
     </w:p>
     <w:p>
@@ -2534,7 +2534,7 @@
           <w:color w:val="555555"/>
           <w:sz w:val="22"/>
         </w:rPr>
-        <w:t>(遼が、一歩、前に出る。茜と宇佐美が、道を空ける。)</w:t>
+        <w:t>(遼が一歩前に出る。茜と宇佐美が道を空ける。)</w:t>
       </w:r>
     </w:p>
     <w:p>
@@ -2557,7 +2557,7 @@
           <w:i w:val="0"/>
           <w:sz w:val="22"/>
         </w:rPr>
-        <w:t>……今日は、議員としてではなく、原告団の、一員として、ここにおります。</w:t>
+        <w:t>……今日は議員としてではなく、原告団の一員としてここにおります。</w:t>
       </w:r>
     </w:p>
     <w:p>
@@ -2603,7 +2603,7 @@
           <w:i w:val="0"/>
           <w:sz w:val="22"/>
         </w:rPr>
-        <w:t>判決の内容については、茜先生が、お話しになったとおりです。(間)私が、今、申し上げられるのは、一点だけです。……この判決は、「国に責任がない」と、確定させました。でも、「国が、何もしなくていい」とは、言っていません。</w:t>
+        <w:t>判決の内容については、茜先生がお話しになったとおりです。(間)私が今申し上げられるのは、一点だけです。……この判決は「国に責任がない」と確定させました。でも、「国が何もしなくていい」とは言っていません。</w:t>
       </w:r>
     </w:p>
     <w:p>
@@ -2626,7 +2626,7 @@
           <w:i w:val="0"/>
           <w:sz w:val="22"/>
         </w:rPr>
-        <w:t>それは、先ほどの、地裁の、付言の話、でしょうか。</w:t>
+        <w:t>それは、先ほどの地裁の付言の話でしょうか。</w:t>
       </w:r>
     </w:p>
     <w:p>
@@ -2649,7 +2649,7 @@
           <w:i w:val="0"/>
           <w:sz w:val="22"/>
         </w:rPr>
-        <w:t>……(間)今は、ここまでに、させてください。</w:t>
+        <w:t>……(間)今は、ここまでにさせてください。</w:t>
       </w:r>
     </w:p>
     <w:p>
@@ -2664,7 +2664,7 @@
           <w:color w:val="555555"/>
           <w:sz w:val="22"/>
         </w:rPr>
-        <w:t>(柚木が、人垣の、端で、手帳を開く。ペン先が、一度、止まり、それから、短く、動く。)</w:t>
+        <w:t>(柚木が人垣の端で手帳を開く。ペン先が一度止まり、それから短く動く。)</w:t>
       </w:r>
     </w:p>
     <w:p>
@@ -2694,7 +2694,7 @@
           <w:color w:val="555555"/>
           <w:sz w:val="22"/>
         </w:rPr>
-        <w:t>(午後8時半。東京駅。新幹線の、ホーム。「やまびこ」の、車内に、発車前の灯り。原告団は、先に、夕方のバスで、帰った。遼と茜だけが、特急に、向かい合って座っている。通路の向こうに、柚木が一人、窓際。)</w:t>
+        <w:t>(午後8時半。東京駅。新幹線のホーム。「やまびこ」の車内に発車前の灯り。原告団は先に夕方のバスで帰った。遼と茜だけが特急に向かい合って座っている。通路の向こうに、柚木が一人、窓際。)</w:t>
       </w:r>
     </w:p>
     <w:p>
@@ -2709,7 +2709,7 @@
           <w:color w:val="555555"/>
           <w:sz w:val="22"/>
         </w:rPr>
-        <w:t>(茜の膝の上に、判決書。付箋だらけ。遼の膝には、何もない。窓の外に、ビルの灯。)</w:t>
+        <w:t>(茜の膝の上に判決書。付箋だらけ。遼の膝には何もない。窓の外にビルの灯。)</w:t>
       </w:r>
     </w:p>
     <w:p>
@@ -2778,7 +2778,7 @@
           <w:i w:val="0"/>
           <w:sz w:val="22"/>
         </w:rPr>
-        <w:t>僕が、政治に行かなければ、……もう少し、結果は、違っただろうか、と、考えています。</w:t>
+        <w:t>僕が政治に行かなければ、……もう少し結果は違っただろうか、と考えています。</w:t>
       </w:r>
     </w:p>
     <w:p>
@@ -2811,7 +2811,7 @@
           <w:i w:val="0"/>
           <w:sz w:val="22"/>
         </w:rPr>
-        <w:t>どういう、意味ですか。</w:t>
+        <w:t>どういう意味ですか。</w:t>
       </w:r>
     </w:p>
     <w:p>
@@ -2834,7 +2834,7 @@
           <w:i w:val="0"/>
           <w:sz w:val="22"/>
         </w:rPr>
-        <w:t>上告審の、準備書面です。去年の十一月以降、僕は、書面の最後の、チェックに、関われなかった。国会の、初登院の、準備で。……二月の高裁判決の、勝ちに、浮かれていたのかもしれません。「国は、ここまで来た。最高裁も、同じだろう」と。</w:t>
+        <w:t>上告審の準備書面です。去年の十一月以降、僕は書面の最後のチェックに関われなかった。国会の初登院の準備で。……二月の高裁判決の勝ちに浮かれていたのかもしれません。「国はここまで来た。最高裁も同じだろう」と。</w:t>
       </w:r>
     </w:p>
     <w:p>
@@ -2890,7 +2890,7 @@
           <w:i w:val="0"/>
           <w:sz w:val="22"/>
         </w:rPr>
-        <w:t>僕が、あそこで、もっと、寝ずに、準備書面を、読んでいたら。あの、「高度の蓋然性」という、ひとつの言葉を、先に、……</w:t>
+        <w:t>僕があそこでもっと寝ずに準備書面を読んでいたら。あの「高度の蓋然性」というひとつの言葉を、先に……</w:t>
       </w:r>
     </w:p>
     <w:p>
@@ -2928,7 +2928,7 @@
           <w:color w:val="555555"/>
           <w:sz w:val="22"/>
         </w:rPr>
-        <w:t>(茜が、はっきりと、遮る。遼は、口を閉じる。)</w:t>
+        <w:t>(茜がはっきりと遮る。遼は口を閉じる。)</w:t>
       </w:r>
     </w:p>
     <w:p>
@@ -2997,7 +2997,7 @@
           <w:i w:val="0"/>
           <w:sz w:val="22"/>
         </w:rPr>
-        <w:t>申し訳ありません。でも、傲慢です。(判決書を、閉じる)この判決は、先生の、準備書面の、ひとつの言葉で、動くような、判決では、ありません。五人の、裁判官が、それぞれに、一年、記録を読んで、四対一、に、割れた。その一人、戸川裁判官の、反対意見は、……(紙を指で叩く)先生が、三月に、国会で、質問した内容と、ほとんど、同じ論理です。</w:t>
+        <w:t>申し訳ありません。でも、傲慢です。(判決書を閉じる)この判決は、先生の準備書面のひとつの言葉で動くような判決ではありません。五人の裁判官がそれぞれ一年記録を読んで、四対一に割れた。その一人、戸川裁判官の反対意見は、……(紙を指で叩く)先生が三月に国会で質問した内容と、ほとんど同じ論理です。</w:t>
       </w:r>
     </w:p>
     <w:p>
@@ -3043,7 +3043,7 @@
           <w:i w:val="0"/>
           <w:sz w:val="22"/>
         </w:rPr>
-        <w:t>反対意見を、書いてくれた人が、一人、いる。それは、事実です。そして、その一人の理由は、私たちの書面に、ある。(声が、わずかに、かすれる)先生が、一人で、背負う話じゃ、ないんです。この事件は、私たちの、事件なんです。</w:t>
+        <w:t>反対意見を書いてくれた人が一人いる。それは事実です。そして、その一人の理由は私たちの書面にある。(声がわずかにかすれる)先生が一人で背負う話じゃないんです。この事件は、私たちの事件なんです。</w:t>
       </w:r>
     </w:p>
     <w:p>
@@ -3058,7 +3058,7 @@
           <w:color w:val="555555"/>
           <w:sz w:val="22"/>
         </w:rPr>
-        <w:t>(遼が、窓の外を見る。新幹線が、動き始める。ビルの灯が、後ろへ、流れ始める。)</w:t>
+        <w:t>(遼が窓の外を見る。新幹線が動き始める。ビルの灯が後ろへ流れ始める。)</w:t>
       </w:r>
     </w:p>
     <w:p>
@@ -3081,7 +3081,7 @@
           <w:i w:val="0"/>
           <w:sz w:val="22"/>
         </w:rPr>
-        <w:t>……ありがとう、ございます。</w:t>
+        <w:t>……ありがとうございます。</w:t>
       </w:r>
     </w:p>
     <w:p>
@@ -3104,7 +3104,7 @@
           <w:i w:val="0"/>
           <w:sz w:val="22"/>
         </w:rPr>
-        <w:t>御礼は、要りません。(間)ただ、先生が、「僕が」って言うたびに、私は、どこかの、冷たい手で、背中を、撫でられた気になります。</w:t>
+        <w:t>御礼は要りません。(間)ただ、先生が「僕が」って言うたびに、私はどこかの冷たい手で背中を撫でられた気になります。</w:t>
       </w:r>
     </w:p>
     <w:p>
@@ -3127,7 +3127,7 @@
           <w:i w:val="0"/>
           <w:sz w:val="22"/>
         </w:rPr>
-        <w:t>……そんな、顔を、してましたか。</w:t>
+        <w:t>……そんな顔をしてましたか。</w:t>
       </w:r>
     </w:p>
     <w:p>
@@ -3165,7 +3165,7 @@
           <w:color w:val="555555"/>
           <w:sz w:val="22"/>
         </w:rPr>
-        <w:t>(通路の向こうから、柚木が、そっと、立ち上がって、近づく。膝の上に、手帳。)</w:t>
+        <w:t>(通路の向こうから、柚木がそっと立ち上がって近づく。膝の上に手帳。)</w:t>
       </w:r>
     </w:p>
     <w:p>
@@ -3188,7 +3188,7 @@
           <w:i w:val="0"/>
           <w:sz w:val="22"/>
         </w:rPr>
-        <w:t>真壁さん、土井さん。……すみません。聞こえて、しまいました。</w:t>
+        <w:t>真壁さん、土井さん。……すみません。聞こえてしまいました。</w:t>
       </w:r>
     </w:p>
     <w:p>
@@ -3234,7 +3234,7 @@
           <w:i w:val="0"/>
           <w:sz w:val="22"/>
         </w:rPr>
-        <w:t>私、今夜の記事、まだ、書き出せていないんです。「国の責任、最高裁も認めず」。……それは、見出しとして、事実です。でも、読んだ人が、「ああ、国に、責任は、なかったのか」と、受け取る見出しにしたくない。</w:t>
+        <w:t>私、今夜の記事をまだ書き出せていないんです。「国の責任、最高裁も認めず」。……それは見出しとして事実です。でも、読んだ人が「ああ、国に責任はなかったのか」と受け取る見出しにしたくない。</w:t>
       </w:r>
     </w:p>
     <w:p>
@@ -3280,7 +3280,7 @@
           <w:i w:val="0"/>
           <w:sz w:val="22"/>
         </w:rPr>
-        <w:t>だから、書き出しは、きっと、「反対意見が一名あった」に、します。(間)一人で、書いてくれた人が、いた、と。</w:t>
+        <w:t>だから書き出しは、きっと「反対意見が一名あった」にします。(間)一人で書いてくれた人がいた、と。</w:t>
       </w:r>
     </w:p>
     <w:p>
@@ -3295,7 +3295,7 @@
           <w:color w:val="555555"/>
           <w:sz w:val="22"/>
         </w:rPr>
-        <w:t>(遼は、うなずく。窓の外、闇が、増えていく。)</w:t>
+        <w:t>(遼はうなずく。窓の外、闇が増えていく。)</w:t>
       </w:r>
     </w:p>
     <w:p>
@@ -3318,7 +3318,7 @@
           <w:i w:val="0"/>
           <w:sz w:val="22"/>
         </w:rPr>
-        <w:t>……お願いします。それは、僕らにとって、最後の、藁です。</w:t>
+        <w:t>……お願いします。それは、僕らにとって最後の藁です。</w:t>
       </w:r>
     </w:p>
     <w:p>
@@ -3341,7 +3341,7 @@
           <w:i w:val="0"/>
           <w:sz w:val="22"/>
         </w:rPr>
-        <w:t>藁じゃ、ありません。(強く)種です。</w:t>
+        <w:t>藁じゃありません。(強く)種です。</w:t>
       </w:r>
     </w:p>
     <w:p>
@@ -3371,7 +3371,7 @@
           <w:color w:val="555555"/>
           <w:sz w:val="22"/>
         </w:rPr>
-        <w:t>(2022年6月24日(金)、午前7時。汐見市立病院の三階、呼吸器病棟。ナースステーションの前の長椅子に、大城、翔太、和代が、座っている。遼が、ほとんど走るように、エレベーターから出てくる。昨夜、東京から戻り、駅から、そのまま。)</w:t>
+        <w:t>(2022年6月24日(金)、午前7時。汐見市立病院の三階、呼吸器病棟。ナースステーションの前の長椅子に、大城、翔太、和代が座っている。遼がほとんど走るようにエレベーターから出てくる。昨夜東京から戻り、駅からそのまま。)</w:t>
       </w:r>
     </w:p>
     <w:p>
@@ -3418,16 +3418,16 @@
           <w:color w:val="555555"/>
           <w:sz w:val="22"/>
         </w:rPr>
-        <w:t>(立ち上がる。目の下に、隈)</w:t>
-      </w:r>
-      <w:r>
-        <w:rPr>
-          <w:rFonts w:ascii="Times New Roman" w:hAnsi="Times New Roman" w:eastAsia="Malgun Gothic"/>
-          <w:b w:val="0"/>
-          <w:i w:val="0"/>
-          <w:sz w:val="22"/>
-        </w:rPr>
-        <w:t>夜中の、三時に、熱が、上がった。呼吸も、浅くなって。……今、先生が、診てくれてる。</w:t>
+        <w:t>(立ち上がる。目の下に隈)</w:t>
+      </w:r>
+      <w:r>
+        <w:rPr>
+          <w:rFonts w:ascii="Times New Roman" w:hAnsi="Times New Roman" w:eastAsia="Malgun Gothic"/>
+          <w:b w:val="0"/>
+          <w:i w:val="0"/>
+          <w:sz w:val="22"/>
+        </w:rPr>
+        <w:t>夜中の三時に熱が上がった。呼吸も浅くなって。……今、先生が診てくれてる。</w:t>
       </w:r>
     </w:p>
     <w:p>
@@ -3450,7 +3450,7 @@
           <w:i w:val="0"/>
           <w:sz w:val="22"/>
         </w:rPr>
-        <w:t>おれ、電話、もらって、実習、休んで、走ってきたっす。</w:t>
+        <w:t>おれ、電話もらって、実習休んで走ってきたっす。</w:t>
       </w:r>
     </w:p>
     <w:p>
@@ -3465,7 +3465,7 @@
           <w:color w:val="555555"/>
           <w:sz w:val="22"/>
         </w:rPr>
-        <w:t>(病室の扉が開く。白衣の医師が、出てくる。五十代。マスクの上の目に、疲れ。)</w:t>
+        <w:t>(病室の扉が開く。白衣の医師が出てくる。五十代。マスクの上の目に疲れ。)</w:t>
       </w:r>
     </w:p>
     <w:p>
@@ -3488,7 +3488,7 @@
           <w:i w:val="0"/>
           <w:sz w:val="22"/>
         </w:rPr>
-        <w:t>家族の方、……いえ、ご家族は、……</w:t>
+        <w:t>家族の方……いえ、ご家族は……</w:t>
       </w:r>
     </w:p>
     <w:p>
@@ -3544,7 +3544,7 @@
           <w:i w:val="0"/>
           <w:sz w:val="22"/>
         </w:rPr>
-        <w:t>……率直に、申し上げます。肺の機能が、かなり、落ちています。今は、酸素を、増やして、安定しています。ですが、このまま、持ち直す見込みは、低い。数日か、週の単位かは、……今のところ、読めません。</w:t>
+        <w:t>……率直に申し上げます。肺の機能がかなり落ちています。今は酸素を増やして安定しています。ですが、このまま持ち直す見込みは低い。数日か週の単位かは、今のところ読めません。</w:t>
       </w:r>
     </w:p>
     <w:p>
@@ -3567,7 +3567,7 @@
           <w:i w:val="0"/>
           <w:sz w:val="22"/>
         </w:rPr>
-        <w:t>……そう、ですか。</w:t>
+        <w:t>……そうですか。</w:t>
       </w:r>
     </w:p>
     <w:p>
@@ -3590,7 +3590,7 @@
           <w:i w:val="0"/>
           <w:sz w:val="22"/>
         </w:rPr>
-        <w:t>意識は、はっきりしたり、ぼんやりしたり、です。話せる時間は、短い。話したい人は、今のうちに、……。(間)面会は、一人ずつ、十分で。</w:t>
+        <w:t>意識ははっきりしたりぼんやりしたりです。話せる時間は短い。話したい人は今のうちに……。(間)面会は一人ずつ、十分で。</w:t>
       </w:r>
     </w:p>
     <w:p>
@@ -3605,7 +3605,7 @@
           <w:color w:val="555555"/>
           <w:sz w:val="22"/>
         </w:rPr>
-        <w:t>(医師が、一礼して、去る。沈黙。翔太が、壁に、背中を、つける。)</w:t>
+        <w:t>(医師が一礼して去る。沈黙。翔太が壁に背中をつける。)</w:t>
       </w:r>
     </w:p>
     <w:p>
@@ -3674,7 +3674,7 @@
           <w:i w:val="0"/>
           <w:sz w:val="22"/>
         </w:rPr>
-        <w:t>昨日の判決のこと、エンドウさんには、まだ、言ってない。夜中、一度だけ、目を開けて、「判決は、どうだった」って、言った。……あたしは、「明日、先生が、伝える」って、言ってしまった。</w:t>
+        <w:t>昨日の判決のこと、エンドウさんにはまだ言ってない。夜中に一度だけ目を開けて、「判決はどうだった」って言った。……あたしは「明日、先生が伝える」って言ってしまった。</w:t>
       </w:r>
     </w:p>
     <w:p>
@@ -3758,7 +3758,7 @@
           <w:color w:val="555555"/>
           <w:sz w:val="22"/>
         </w:rPr>
-        <w:t>(遼が、病室の扉に、手をかける。その前に、大城が、遼の袖を、つかむ。)</w:t>
+        <w:t>(遼が病室の扉に手をかける。その前に、大城が遼の袖をつかむ。)</w:t>
       </w:r>
     </w:p>
     <w:p>
@@ -3827,7 +3827,7 @@
           <w:i w:val="0"/>
           <w:sz w:val="22"/>
         </w:rPr>
-        <w:t>昨日の夜、新幹線で、茜先生と、何か、話した? ……顔に、書いてある。「僕のせいだ」って。</w:t>
+        <w:t>昨日の夜、新幹線で茜先生と何か話した? ……顔に書いてある。「僕のせいだ」って。</w:t>
       </w:r>
     </w:p>
     <w:p>
@@ -3873,7 +3873,7 @@
           <w:i w:val="0"/>
           <w:sz w:val="22"/>
         </w:rPr>
-        <w:t>見ればわかるよ、バカ。(声が、低い)</w:t>
+        <w:t>見ればわかるよ、バカ。(声が低い)</w:t>
       </w:r>
     </w:p>
     <w:p>
@@ -3911,7 +3911,7 @@
           <w:i w:val="0"/>
           <w:sz w:val="22"/>
         </w:rPr>
-        <w:t>先生。あたしは、三年前から、見てきた。この裁判で、先生が、全部、背負おうとするのを。桐生先生の、時も。……いい加減に、しなよ。</w:t>
+        <w:t>先生。あたしは三年前から見てきた。この裁判で、先生が全部背負おうとするのを。桐生先生の時も。……いい加減にしなよ。</w:t>
       </w:r>
     </w:p>
     <w:p>
@@ -3957,7 +3957,7 @@
           <w:i w:val="0"/>
           <w:sz w:val="22"/>
         </w:rPr>
-        <w:t>勝ったときは、「みんなで、勝った」って、言うでしょ。負けたときだけ、「僕のせい」って、言うのは、それ、ずるいよ。(間)負けたときも、「みんなで、負けた」って、言いなよ。そうじゃなきゃ、あたしたちは、勝ったときも、負けたときも、先生に、預けっぱなしの、ただの、お客に、なっちゃう。</w:t>
+        <w:t>勝ったときは「みんなで勝った」って言うでしょ。負けたときだけ「僕のせい」って言うのは、それ、ずるいよ。(間)負けたときも「みんなで負けた」って言いなよ。そうじゃなきゃ、あたしたちは勝ったときも負けたときも、先生に預けっぱなしのただのお客になっちゃう。</w:t>
       </w:r>
     </w:p>
     <w:p>
@@ -4003,7 +4003,7 @@
           <w:i w:val="0"/>
           <w:sz w:val="22"/>
         </w:rPr>
-        <w:t>あたしは、お客じゃない。この裁判の、原告団の、事務局だ。あんたの、「僕のせい」で、あたしたちの、十一年を、一人の、物語に、縮めないで。</w:t>
+        <w:t>あたしはお客じゃない。この裁判の原告団の事務局だ。あんたの「僕のせい」で、あたしたちの十一年を一人の物語に縮めないで。</w:t>
       </w:r>
     </w:p>
     <w:p>
@@ -4018,7 +4018,7 @@
           <w:color w:val="555555"/>
           <w:sz w:val="22"/>
         </w:rPr>
-        <w:t>(沈黙。廊下の、遠くで、ワゴンの音。翔太が、小さく、鼻をすする。)</w:t>
+        <w:t>(沈黙。廊下の遠くでワゴンの音。翔太が小さく鼻をすする。)</w:t>
       </w:r>
     </w:p>
     <w:p>
@@ -4041,7 +4041,7 @@
           <w:i w:val="0"/>
           <w:sz w:val="22"/>
         </w:rPr>
-        <w:t>……はい。(深く、頭を下げる)申し訳、ありませんでした。</w:t>
+        <w:t>……はい。(深く頭を下げる)申し訳ありませんでした。</w:t>
       </w:r>
     </w:p>
     <w:p>
@@ -4064,7 +4064,7 @@
           <w:i w:val="0"/>
           <w:sz w:val="22"/>
         </w:rPr>
-        <w:t>謝るのも、違う。(少し、息を吐く)……行って。エンドウさんが、待ってる。「判決は、どうだった」を。</w:t>
+        <w:t>謝るのも違う。(少し息を吐く)……行って。エンドウさんが待ってる。「判決はどうだった」を。</w:t>
       </w:r>
     </w:p>
     <w:p>
@@ -4079,7 +4079,7 @@
           <w:color w:val="555555"/>
           <w:sz w:val="22"/>
         </w:rPr>
-        <w:t>(遼は、うなずき、病室の扉を、静かに、開ける。)</w:t>
+        <w:t>(遼はうなずき、病室の扉を静かに開ける。)</w:t>
       </w:r>
     </w:p>
     <w:p>
@@ -4094,7 +4094,7 @@
           <w:color w:val="555555"/>
           <w:sz w:val="22"/>
         </w:rPr>
-        <w:t>(病室。白いカーテン。酸素の管。細い遠藤が、枕に、頭を乗せている。目を、薄く、開けている。)</w:t>
+        <w:t>(病室。白いカーテン。酸素の管。細い遠藤が枕に頭を乗せている。目を薄く開けている。)</w:t>
       </w:r>
     </w:p>
     <w:p>
@@ -4186,7 +4186,7 @@
           <w:i w:val="0"/>
           <w:sz w:val="22"/>
         </w:rPr>
-        <w:t>……はい。昨日の、午後三時に。</w:t>
+        <w:t>……はい。昨日の午後三時に。</w:t>
       </w:r>
     </w:p>
     <w:p>
@@ -4224,7 +4224,7 @@
           <w:color w:val="555555"/>
           <w:sz w:val="22"/>
         </w:rPr>
-        <w:t>(遼は、椅子に座り、遠藤の手を、そっと、取る。皮と、骨だけの、手。)</w:t>
+        <w:t>(遼は椅子に座り、遠藤の手をそっと取る。皮と骨だけの手。)</w:t>
       </w:r>
     </w:p>
     <w:p>
@@ -4247,7 +4247,7 @@
           <w:i w:val="0"/>
           <w:sz w:val="22"/>
         </w:rPr>
-        <w:t>最高裁は、国の責任を、認めませんでした。高裁の判決を、破棄して、……国の請求を、通しました。四人の裁判官が、そう、判断しました。一人が、反対しました。</w:t>
+        <w:t>最高裁は、国の責任を認めませんでした。高裁の判決を破棄して、……国の請求を通しました。四人の裁判官がそう判断しました。一人が反対しました。</w:t>
       </w:r>
     </w:p>
     <w:p>
@@ -4339,7 +4339,7 @@
           <w:i w:val="0"/>
           <w:sz w:val="22"/>
         </w:rPr>
-        <w:t>はい。女性の、裁判官です。</w:t>
+        <w:t>はい。女性の裁判官です。</w:t>
       </w:r>
     </w:p>
     <w:p>
@@ -4362,7 +4362,7 @@
           <w:i w:val="0"/>
           <w:sz w:val="22"/>
         </w:rPr>
-        <w:t>……んだか。(目を、閉じる。口元が、わずかに、動く)四人の、「ねえ」と、一人の、「ある」か。</w:t>
+        <w:t>……んだか。(目を閉じる。口元がわずかに動く)四人の「ねえ」と、一人の「ある」か。</w:t>
       </w:r>
     </w:p>
     <w:p>
@@ -4409,16 +4409,16 @@
           <w:color w:val="555555"/>
           <w:sz w:val="22"/>
         </w:rPr>
-        <w:t>(薄く、笑う)</w:t>
-      </w:r>
-      <w:r>
-        <w:rPr>
-          <w:rFonts w:ascii="Times New Roman" w:hAnsi="Times New Roman" w:eastAsia="Malgun Gothic"/>
-          <w:b w:val="0"/>
-          <w:i w:val="0"/>
-          <w:sz w:val="22"/>
-        </w:rPr>
-        <w:t>おらな、わけえ先生。……一人、いたなら、いい。それだけで、おらは、いい。</w:t>
+        <w:t>(薄く笑う)</w:t>
+      </w:r>
+      <w:r>
+        <w:rPr>
+          <w:rFonts w:ascii="Times New Roman" w:hAnsi="Times New Roman" w:eastAsia="Malgun Gothic"/>
+          <w:b w:val="0"/>
+          <w:i w:val="0"/>
+          <w:sz w:val="22"/>
+        </w:rPr>
+        <w:t>おらな、わけえ先生。……一人いたなら、いい。それだけで、おらはいい。</w:t>
       </w:r>
     </w:p>
     <w:p>
@@ -4464,7 +4464,7 @@
           <w:i w:val="0"/>
           <w:sz w:val="22"/>
         </w:rPr>
-        <w:t>んだ。……ちょっと、寝る。……茶は、起きたら、飲む。</w:t>
+        <w:t>んだ。……ちょっと寝る。……茶は、起きたら飲む。</w:t>
       </w:r>
     </w:p>
     <w:p>
@@ -4479,7 +4479,7 @@
           <w:color w:val="555555"/>
           <w:sz w:val="22"/>
         </w:rPr>
-        <w:t>(遠藤の指が、遼の手を、一度、軽く、握る。それから、力が、抜ける。酸素の、かすかな、音。遼は、そのまま、手を、離さない。)</w:t>
+        <w:t>(遠藤の指が遼の手を一度、軽く握る。それから力が抜ける。酸素のかすかな音。遼はそのまま手を離さない。)</w:t>
       </w:r>
     </w:p>
     <w:p>
@@ -4509,7 +4509,7 @@
           <w:color w:val="555555"/>
           <w:sz w:val="22"/>
         </w:rPr>
-        <w:t>(2022年6月29日(水)、午後2時。汐見市立病院、同じ病室。窓の外は、梅雨の曇り。遠藤の枕元に、小さな折り畳み椅子が三つ。遼、翔太、大城。窓際のサイドテーブルに、湯呑みが一つ。中は、冷めた、ほうじ茶。)</w:t>
+        <w:t>(2022年6月29日(水)、午後2時。汐見市立病院、同じ病室。窓の外は梅雨の曇り。遠藤の枕元に小さな折り畳み椅子が三つ。遼、翔太、大城。窓際のサイドテーブルに湯呑みが一つ。中は冷めたほうじ茶。)</w:t>
       </w:r>
     </w:p>
     <w:p>
@@ -4524,7 +4524,7 @@
           <w:color w:val="555555"/>
           <w:sz w:val="22"/>
         </w:rPr>
-        <w:t>(遠藤は、今日は、意識がある。目を開けて、天井の、白い染みを見ている。)</w:t>
+        <w:t>(遠藤は今日は意識がある。目を開けて、天井の白い染みを見ている。)</w:t>
       </w:r>
     </w:p>
     <w:p>
@@ -4570,7 +4570,7 @@
           <w:i w:val="0"/>
           <w:sz w:val="22"/>
         </w:rPr>
-        <w:t>……いらね。口、濡らす、くれえで、いい。(翔太が、スポンジで、遠藤の唇を、湿らせる)……ありがとな、ショウ坊。</w:t>
+        <w:t>……いらね。口濡らすくれえでいい。(翔太がスポンジで遠藤の唇を湿らせる)……ありがとな、ショウ坊。</w:t>
       </w:r>
     </w:p>
     <w:p>
@@ -4608,7 +4608,7 @@
           <w:color w:val="555555"/>
           <w:sz w:val="22"/>
         </w:rPr>
-        <w:t>(扉が、小さく、ノックされる。三浦が、顔を出す。封筒を、抱えている。)</w:t>
+        <w:t>(扉が小さくノックされる。三浦が顔を出す。封筒を抱えている。)</w:t>
       </w:r>
     </w:p>
     <w:p>
@@ -4631,7 +4631,7 @@
           <w:i w:val="0"/>
           <w:sz w:val="22"/>
         </w:rPr>
-        <w:t>すみません、先生。昨日、事務所に、届いたものが、あって。……お持ちしました。</w:t>
+        <w:t>すみません、先生。昨日事務所に届いたものがあって。……お持ちしました。</w:t>
       </w:r>
     </w:p>
     <w:p>
@@ -4677,7 +4677,7 @@
           <w:i w:val="0"/>
           <w:sz w:val="22"/>
         </w:rPr>
-        <w:t>「片岡義雄」。消印は、山形です。</w:t>
+        <w:t>「片岡義雄」。消印は山形です。</w:t>
       </w:r>
     </w:p>
     <w:p>
@@ -4692,7 +4692,7 @@
           <w:color w:val="555555"/>
           <w:sz w:val="22"/>
         </w:rPr>
-        <w:t>(遼の手が、止まる。大城が、顔を上げる。)</w:t>
+        <w:t>(遼の手が止まる。大城が顔を上げる。)</w:t>
       </w:r>
     </w:p>
     <w:p>
@@ -4715,7 +4715,7 @@
           <w:i w:val="0"/>
           <w:sz w:val="22"/>
         </w:rPr>
-        <w:t>片岡、って、あの、地裁の。</w:t>
+        <w:t>片岡って、あの地裁の。</w:t>
       </w:r>
     </w:p>
     <w:p>
@@ -4738,7 +4738,7 @@
           <w:i w:val="0"/>
           <w:sz w:val="22"/>
         </w:rPr>
-        <w:t>……はい。三月に、依願退官されたと、聞いていました。</w:t>
+        <w:t>……はい。三月に依願退官されたと聞いていました。</w:t>
       </w:r>
     </w:p>
     <w:p>
@@ -4762,7 +4762,7 @@
           <w:color w:val="555555"/>
           <w:sz w:val="22"/>
         </w:rPr>
-        <w:t>(ゆっくり、首を、こちらに)</w:t>
+        <w:t>(ゆっくり首をこちらに)</w:t>
       </w:r>
       <w:r>
         <w:rPr>
@@ -4794,7 +4794,7 @@
           <w:i w:val="0"/>
           <w:sz w:val="22"/>
         </w:rPr>
-        <w:t>はい。遠藤さん、……読んで、よろしいですか。</w:t>
+        <w:t>はい。遠藤さん、……読んでよろしいですか。</w:t>
       </w:r>
     </w:p>
     <w:p>
@@ -4818,16 +4818,16 @@
           <w:color w:val="555555"/>
           <w:sz w:val="22"/>
         </w:rPr>
-        <w:t>(かすかに、うなずく)</w:t>
-      </w:r>
-      <w:r>
-        <w:rPr>
-          <w:rFonts w:ascii="Times New Roman" w:hAnsi="Times New Roman" w:eastAsia="Malgun Gothic"/>
-          <w:b w:val="0"/>
-          <w:i w:val="0"/>
-          <w:sz w:val="22"/>
-        </w:rPr>
-        <w:t>頼む。……おらは、目は、まだ、見えっから。</w:t>
+        <w:t>(かすかにうなずく)</w:t>
+      </w:r>
+      <w:r>
+        <w:rPr>
+          <w:rFonts w:ascii="Times New Roman" w:hAnsi="Times New Roman" w:eastAsia="Malgun Gothic"/>
+          <w:b w:val="0"/>
+          <w:i w:val="0"/>
+          <w:sz w:val="22"/>
+        </w:rPr>
+        <w:t>頼む。……おらは、目はまだ見えっから。</w:t>
       </w:r>
     </w:p>
     <w:p>
@@ -4842,7 +4842,7 @@
           <w:color w:val="555555"/>
           <w:sz w:val="22"/>
         </w:rPr>
-        <w:t>(遼が、封筒を、開ける。白い便箋が、三枚。万年筆の、整った、字。)</w:t>
+        <w:t>(遼が封筒を開ける。白い便箋が三枚。万年筆の整った字。)</w:t>
       </w:r>
     </w:p>
     <w:p>
@@ -4866,7 +4866,7 @@
           <w:color w:val="555555"/>
           <w:sz w:val="22"/>
         </w:rPr>
-        <w:t>(読む。声は、小さい。やがて、病室の、全員に、届く、ちょうどいい、声量になる)</w:t>
+        <w:t>(読む。声は小さい。やがて病室の全員に届くちょうどいい声量になる)</w:t>
       </w:r>
       <w:r>
         <w:rPr>
@@ -4888,7 +4888,7 @@
           <w:i w:val="0"/>
           <w:sz w:val="22"/>
         </w:rPr>
-        <w:t>「真壁遼 殿。突然の、手紙を、お許しください。退官して三か月、郷里の山形で、庭の草を、抜いて暮らしております。</w:t>
+        <w:t>「真壁遼 殿。突然の手紙をお許しください。退官して三か月、郷里の山形で庭の草を抜いて暮らしております。</w:t>
       </w:r>
     </w:p>
     <w:p>
@@ -4902,7 +4902,7 @@
           <w:i w:val="0"/>
           <w:sz w:val="22"/>
         </w:rPr>
-        <w:t>最高裁の判決は、新聞で、知りました。四対一、と、ありました。</w:t>
+        <w:t>最高裁の判決は新聞で知りました。四対一とありました。</w:t>
       </w:r>
     </w:p>
     <w:p>
@@ -4916,7 +4916,7 @@
           <w:i w:val="0"/>
           <w:sz w:val="22"/>
         </w:rPr>
-        <w:t>裁判官は、他の裁判官の、評議の内容について、語ってはならない。それは、退官後も、守るべき、ことです。ですから、私は、この手紙で、最高裁の、判決について、何も、書きません。</w:t>
+        <w:t>裁判官は、他の裁判官の評議の内容について語ってはならない。それは退官後も守るべきことです。ですから私は、この手紙で最高裁の判決について何も書きません。</w:t>
       </w:r>
     </w:p>
     <w:p>
@@ -4930,7 +4930,7 @@
           <w:i w:val="0"/>
           <w:sz w:val="22"/>
         </w:rPr>
-        <w:t>ただ、一昨年の、現場検証の日のことを、書かせてください。</w:t>
+        <w:t>ただ、一昨年の現場検証の日のことを書かせてください。</w:t>
       </w:r>
     </w:p>
     <w:p>
@@ -4944,7 +4944,7 @@
           <w:i w:val="0"/>
           <w:sz w:val="22"/>
         </w:rPr>
-        <w:t>波戸の、漁協の、時計を、私は、今でも、夢に見ます。二時四十六分で、止まった時計です。あの針の下に、並んでいた、長靴の名前も。</w:t>
+        <w:t>波戸の漁協の時計を、私は今でも夢に見ます。二時四十六分で止まった時計です。あの針の下に並んでいた長靴の名前も。</w:t>
       </w:r>
     </w:p>
     <w:p>
@@ -4958,7 +4958,7 @@
           <w:i w:val="0"/>
           <w:sz w:val="22"/>
         </w:rPr>
-        <w:t>判決の、付言に、『国に責任がないことと、同義ではない』と、書きました。あれは、私の、精一杯でした。裁判官が、できることは、そこまでです。その先は、法ではなく、政治の、仕事です。</w:t>
+        <w:t>判決の付言に『国に責任がないことと同義ではない』と書きました。あれは私の精一杯でした。裁判官ができることは、そこまでです。その先は、法ではなく政治の仕事です。</w:t>
       </w:r>
     </w:p>
     <w:p>
@@ -4972,7 +4972,7 @@
           <w:i w:val="0"/>
           <w:sz w:val="22"/>
         </w:rPr>
-        <w:t>先生は、今、国会に、おられる。私は、それを、うれしいとも、悲しいとも、思いません。ただ、……そこは、私が、行けない場所です。</w:t>
+        <w:t>先生は今、国会におられる。私はそれを、うれしいとも悲しいとも思いません。ただ、……そこは私が行けない場所です。</w:t>
       </w:r>
     </w:p>
     <w:p>
@@ -4986,7 +4986,7 @@
           <w:i w:val="0"/>
           <w:sz w:val="22"/>
         </w:rPr>
-        <w:t>最後に、論語の、一節を、お贈りします。</w:t>
+        <w:t>最後に、論語の一節をお贈りします。</w:t>
       </w:r>
     </w:p>
     <w:p>
@@ -5014,7 +5014,7 @@
           <w:i w:val="0"/>
           <w:sz w:val="22"/>
         </w:rPr>
-        <w:t>寒い冬が、来て、はじめて、松と柏が、枯れ残る、と、わかる。春や夏の、青い時代には、どの木も、同じように、青い。一番、寒い日に、残っている木が、本当の、松です。</w:t>
+        <w:t>寒い冬が来て、はじめて松と柏が枯れ残るとわかる。春や夏の青い時代には、どの木も同じように青い。一番寒い日に残っている木が、本当の松です。</w:t>
       </w:r>
     </w:p>
     <w:p>
@@ -5028,7 +5028,7 @@
           <w:i w:val="0"/>
           <w:sz w:val="22"/>
         </w:rPr>
-        <w:t>遠藤さんに、よろしく、お伝えください。お元気で、いらっしゃることを、願っています。 片岡義雄」</w:t>
+        <w:t>遠藤さんによろしくお伝えください。お元気でいらっしゃることを願っています。 片岡義雄」</w:t>
       </w:r>
     </w:p>
     <w:p>
@@ -5043,7 +5043,7 @@
           <w:color w:val="555555"/>
           <w:sz w:val="22"/>
         </w:rPr>
-        <w:t>(読み終わる。病室は、静か。点滴の滴る音。翔太が、うつむいたまま、袖で、目をこする。)</w:t>
+        <w:t>(読み終わる。病室は静か。点滴の滴る音。翔太がうつむいたまま、袖で目をこする。)</w:t>
       </w:r>
     </w:p>
     <w:p>
@@ -5066,7 +5066,7 @@
           <w:i w:val="0"/>
           <w:sz w:val="22"/>
         </w:rPr>
-        <w:t>……(低く)あの人、判決の日、最後まで、あたしたちの目を、見なかったのに。</w:t>
+        <w:t>……(低く)あの人、判決の日、最後まであたしたちの目を見なかったのに。</w:t>
       </w:r>
     </w:p>
     <w:p>
@@ -5104,7 +5104,7 @@
           <w:color w:val="555555"/>
           <w:sz w:val="22"/>
         </w:rPr>
-        <w:t>(遠藤が、天井を見たまま、口を、動かす。声は、細いが、はっきり、している。)</w:t>
+        <w:t>(遠藤が天井を見たまま口を動かす。声は細いが、はっきりしている。)</w:t>
       </w:r>
     </w:p>
     <w:p>
@@ -5127,7 +5127,7 @@
           <w:i w:val="0"/>
           <w:sz w:val="22"/>
         </w:rPr>
-        <w:t>……松と、柏、か。</w:t>
+        <w:t>……松と柏か。</w:t>
       </w:r>
     </w:p>
     <w:p>
@@ -5173,7 +5173,7 @@
           <w:i w:val="0"/>
           <w:sz w:val="22"/>
         </w:rPr>
-        <w:t>おらは、松は、見たことが、ある。浜の、防風林。あれは、津波で、みんな、流された。……流された、松も、あったな。</w:t>
+        <w:t>おらは、松は見たことがある。浜の防風林。あれは津波でみんな流された。……流された松もあったな。</w:t>
       </w:r>
     </w:p>
     <w:p>
@@ -5219,7 +5219,7 @@
           <w:i w:val="0"/>
           <w:sz w:val="22"/>
         </w:rPr>
-        <w:t>んだども、な。(間)残った、一本が、あった。波戸の、七号線の、角に。……誰の、手も、入らねえ。ひょろひょろ、で。そいつが、春に、新しい、芽を、出した。</w:t>
+        <w:t>んだども、な。(間)残った一本があった。波戸の七号線の角に。……誰の手も入らねえ。ひょろひょろで。そいつが春に新しい芽を出した。</w:t>
       </w:r>
     </w:p>
     <w:p>
@@ -5265,7 +5265,7 @@
           <w:i w:val="0"/>
           <w:sz w:val="22"/>
         </w:rPr>
-        <w:t>流されたのが、負け、じゃねえ。……残ったのが、勝ち、でも、ねえ。……「彫む」ってのは、枯れる、こったべ。「後るる」は、遅れる。(目を、細める)裁判長さんは、おらたちに、「遅れて、枯れる木に、なれ」って、言うてんだ。</w:t>
+        <w:t>流されたのが負けじゃねえ。……残ったのが勝ちでもねえ。……「彫む」ってのは枯れることだべ。「後るる」は遅れる。(目を細める)裁判長さんは、おらたちに「遅れて枯れる木になれ」って言うてんだ。</w:t>
       </w:r>
     </w:p>
     <w:p>
@@ -5288,7 +5288,7 @@
           <w:i w:val="0"/>
           <w:sz w:val="22"/>
         </w:rPr>
-        <w:t>……おれ、そんなの、なれるっすか。</w:t>
+        <w:t>……おれ、そんなのなれるっすか。</w:t>
       </w:r>
     </w:p>
     <w:p>
@@ -5311,7 +5311,7 @@
           <w:i w:val="0"/>
           <w:sz w:val="22"/>
         </w:rPr>
-        <w:t>なれる。(翔太の手を、探す)ショウ坊、おめえは、なれる。……おめえの、父ちゃんは、足場から、落ちた。だどもな、おめえは、足場を、作る側に、なる。あるいは、足場を、見る側に、なる。</w:t>
+        <w:t>なれる。(翔太の手を探す)ショウ坊、おめえはなれる。……おめえの父ちゃんは足場から落ちた。だどもな、おめえは足場を作る側になる。あるいは足場を見る側になる。</w:t>
       </w:r>
     </w:p>
     <w:p>
@@ -5357,7 +5357,7 @@
           <w:i w:val="0"/>
           <w:sz w:val="22"/>
         </w:rPr>
-        <w:t>「国に、責任がねえ」と、五人のうち、四人が、言うた。……んだども、おめえが、その足場を、見る側に、なれば、……そこで、事故は、減る。国が、責任を、取らなくても。……おらたちの、仕事は、国に、責任を、取らせること、だけじゃ、ねえ。……事故を、起こさせねえこと、だ。</w:t>
+        <w:t>「国に責任がねえ」と、五人のうち四人が言うた。……んだども、おめえがその足場を見る側になれば、……そこで事故は減る。国が責任を取らなくても。……おらたちの仕事は、国に責任を取らせることだけじゃねえ。……事故を起こさせねえことだ。</w:t>
       </w:r>
     </w:p>
     <w:p>
@@ -5372,7 +5372,7 @@
           <w:color w:val="555555"/>
           <w:sz w:val="22"/>
         </w:rPr>
-        <w:t>(遠藤の言葉が、少し、途切れる。咳。酸素の音が、強くなる。大城が、背中をさする。)</w:t>
+        <w:t>(遠藤の言葉が少し途切れる。咳。酸素の音が強くなる。大城が背中をさする。)</w:t>
       </w:r>
     </w:p>
     <w:p>
@@ -5441,7 +5441,7 @@
           <w:i w:val="0"/>
           <w:sz w:val="22"/>
         </w:rPr>
-        <w:t>やれ。……おらは、まだ、死なねえ。だども、おらが、いなくても、やれ。</w:t>
+        <w:t>やれ。……おらは、まだ死なねえ。だども、おらがいなくても、やれ。</w:t>
       </w:r>
     </w:p>
     <w:p>
@@ -5487,7 +5487,7 @@
           <w:i w:val="0"/>
           <w:sz w:val="22"/>
         </w:rPr>
-        <w:t>「やれ」って、言う、おらの声を、おめえが、覚えてれば、いい。</w:t>
+        <w:t>「やれ」って言う、おらの声を、おめえが覚えてれば、いい。</w:t>
       </w:r>
     </w:p>
     <w:p>
@@ -5502,7 +5502,7 @@
           <w:color w:val="555555"/>
           <w:sz w:val="22"/>
         </w:rPr>
-        <w:t>(遼が、遠藤の手を、両手で、握る。)</w:t>
+        <w:t>(遼が遠藤の手を両手で握る。)</w:t>
       </w:r>
     </w:p>
     <w:p>
@@ -5594,7 +5594,7 @@
           <w:i w:val="0"/>
           <w:sz w:val="22"/>
         </w:rPr>
-        <w:t>冷めてて、いい。……一口。</w:t>
+        <w:t>冷めててもいい。……一口。</w:t>
       </w:r>
     </w:p>
     <w:p>
@@ -5609,7 +5609,7 @@
           <w:color w:val="555555"/>
           <w:sz w:val="22"/>
         </w:rPr>
-        <w:t>(翔太が、スプーンで、ごく少量の、ほうじ茶を、唇に、運ぶ。遠藤は、味を、確かめるように、口を、動かす。)</w:t>
+        <w:t>(翔太がスプーンでごく少量のほうじ茶を唇に運ぶ。遠藤は味を確かめるように口を動かす。)</w:t>
       </w:r>
     </w:p>
     <w:p>
@@ -5632,7 +5632,7 @@
           <w:i w:val="0"/>
           <w:sz w:val="22"/>
         </w:rPr>
-        <w:t>……うめえ。先生の、茶だ。</w:t>
+        <w:t>……うめえ。先生の茶だ。</w:t>
       </w:r>
     </w:p>
     <w:p>
@@ -5647,7 +5647,7 @@
           <w:color w:val="555555"/>
           <w:sz w:val="22"/>
         </w:rPr>
-        <w:t>(それきり、遠藤は、眠りに落ちる。胸が、ゆっくり、上下する。三人は、しばらく、動かない。窓の外で、梅雨の雨が、ひと筋、ガラスを、流れる。)</w:t>
+        <w:t>(それきり、遠藤は眠りに落ちる。胸がゆっくり上下する。三人はしばらく動かない。窓の外で、梅雨の雨がひと筋、ガラスを流れる。)</w:t>
       </w:r>
     </w:p>
     <w:p>
@@ -5677,7 +5677,7 @@
           <w:color w:val="555555"/>
           <w:sz w:val="22"/>
         </w:rPr>
-        <w:t>(2022年6月30日(木)、午後9時。衆議院第一議員会館。遼の部屋。長岡が、ホワイトボードに、黒いペンで、文字を書いている。「超党派」。その隣に、「特別立法」。榊が、直立のまま、メモを取っている。遼は、窓際に、立っている。)</w:t>
+        <w:t>(2022年6月30日(木)、午後9時。衆議院第一議員会館。遼の部屋。長岡がホワイトボードに黒いペンで文字を書いている。「超党派」。その隣に「特別立法」。榊が直立のままメモを取っている。遼は窓際に立っている。)</w:t>
       </w:r>
     </w:p>
     <w:p>
@@ -5700,7 +5700,7 @@
           <w:i w:val="0"/>
           <w:sz w:val="22"/>
         </w:rPr>
-        <w:t>先生。名前は、「原発事故被害者救済特別立法を考える議員連盟」で、仮に。呼びかけ人は、先生一人。とりあえず、同じ当選回数の、同期の、三人に、声をかけてみます。</w:t>
+        <w:t>先生。名前は「原発事故被害者救済特別立法を考える議員連盟」で、仮に。呼びかけ人は先生一人。とりあえず同じ当選回数の同期の三人に、声をかけてみます。</w:t>
       </w:r>
     </w:p>
     <w:p>
@@ -5723,7 +5723,7 @@
           <w:i w:val="0"/>
           <w:sz w:val="22"/>
         </w:rPr>
-        <w:t>当選回数は、気にしないでください。必要なのは、名簿の頭に、誰の名前が来るか、じゃない。</w:t>
+        <w:t>当選回数は気にしないでください。必要なのは、名簿の頭に誰の名前が来るかじゃない。</w:t>
       </w:r>
     </w:p>
     <w:p>
@@ -5746,7 +5746,7 @@
           <w:i w:val="0"/>
           <w:sz w:val="22"/>
         </w:rPr>
-        <w:t>前議員から、お預かりした、お言葉が、もう一つございます。</w:t>
+        <w:t>前議員からお預かりしたお言葉が、もう一つございます。</w:t>
       </w:r>
     </w:p>
     <w:p>
@@ -5769,7 +5769,7 @@
           <w:i w:val="0"/>
           <w:sz w:val="22"/>
         </w:rPr>
-        <w:t>……父、から。</w:t>
+        <w:t>……父から。</w:t>
       </w:r>
     </w:p>
     <w:p>
@@ -5792,7 +5792,7 @@
           <w:i w:val="0"/>
           <w:sz w:val="22"/>
         </w:rPr>
-        <w:t>はい。昨日、お見舞いに伺った折に。(手帳を、開く)「名簿は、頭から、埋めるな。端から、埋めろ」と。</w:t>
+        <w:t>はい。昨日、お見舞いに伺った折に。(手帳を開く)「名簿は頭から埋めるな。端から埋めろ」と。</w:t>
       </w:r>
     </w:p>
     <w:p>
@@ -5838,7 +5838,7 @@
           <w:i w:val="0"/>
           <w:sz w:val="22"/>
         </w:rPr>
-        <w:t>前議員は、そう、申しておりました。「大物の名前を、先に、頭に置くと、残りは、みんな、その人の、顔色を、見て、動く。端の、小さな、名前から、先に、埋めろ。小さな名前が、五つ、揃えば、大物は、後から、自分から、名前を、入れに来る」と。</w:t>
+        <w:t>前議員はそう申しておりました。「大物の名前を先に頭に置くと、残りはみんなその人の顔色を見て動く。端の小さな名前から先に埋めろ。小さな名前が五つ揃えば、大物は後から自分で名前を入れに来る」と。</w:t>
       </w:r>
     </w:p>
     <w:p>
@@ -5861,7 +5861,7 @@
           <w:i w:val="0"/>
           <w:sz w:val="22"/>
         </w:rPr>
-        <w:t>……(少し笑う)あの人らしい。自分は、いつも、頭に、名前を、置いてきた人なのに。</w:t>
+        <w:t>……(少し笑う)あの人らしい。自分はいつも頭に名前を置いてきた人なのに。</w:t>
       </w:r>
     </w:p>
     <w:p>
@@ -5884,7 +5884,7 @@
           <w:i w:val="0"/>
           <w:sz w:val="22"/>
         </w:rPr>
-        <w:t>前議員は、「自分が、やって、うまくいかなかったことを、言っている」と、笑っておられました。</w:t>
+        <w:t>前議員は「自分がやってうまくいかなかったことを言っている」と笑っておられました。</w:t>
       </w:r>
     </w:p>
     <w:p>
@@ -5899,7 +5899,7 @@
           <w:color w:val="555555"/>
           <w:sz w:val="22"/>
         </w:rPr>
-        <w:t>(遼が、ホワイトボードに、近づく。ペンを取り、「特別立法」の下に、短く書く。「国の責任を、法廷が、認めないなら。」)</w:t>
+        <w:t>(遼がホワイトボードに近づく。ペンを取り、「特別立法」の下に短く書く。「国の責任を、法廷が認めないなら。」)</w:t>
       </w:r>
     </w:p>
     <w:p>
@@ -5955,7 +5955,7 @@
           <w:i w:val="0"/>
           <w:sz w:val="22"/>
         </w:rPr>
-        <w:t>続きは、まだ、分かりません。……「国会が、書く」。それとも、「国会で、問う」。どちらでも、いいように、空けておきます。</w:t>
+        <w:t>続きはまだ分かりません。……「国会が書く」。それとも「国会で問う」。どちらでもいいように空けておきます。</w:t>
       </w:r>
     </w:p>
     <w:p>
@@ -5979,7 +5979,7 @@
           <w:color w:val="555555"/>
           <w:sz w:val="22"/>
         </w:rPr>
-        <w:t>(小さく、うなずく)</w:t>
+        <w:t>(小さくうなずく)</w:t>
       </w:r>
       <w:r>
         <w:rPr>
@@ -6003,7 +6003,7 @@
           <w:color w:val="555555"/>
           <w:sz w:val="22"/>
         </w:rPr>
-        <w:t>(遼が、背広の内ポケットから、バッジを、取り出す。掌に、載せる。)</w:t>
+        <w:t>(遼が背広の内ポケットからバッジを取り出す。掌に載せる。)</w:t>
       </w:r>
     </w:p>
     <w:p>
@@ -6072,7 +6072,7 @@
           <w:i w:val="0"/>
           <w:sz w:val="22"/>
         </w:rPr>
-        <w:t>去年の九月、僕は、あなたに、「この仕事を、受けるか」と、訊きました。</w:t>
+        <w:t>去年の九月、僕はあなたに「この仕事を受けるか」と訊きました。</w:t>
       </w:r>
     </w:p>
     <w:p>
@@ -6118,7 +6118,7 @@
           <w:i w:val="0"/>
           <w:sz w:val="22"/>
         </w:rPr>
-        <w:t>今夜は、もう一度、訊きません。……(バッジを、襟に、つける)これから、荒れます。党の中も、官邸も、おそらく、僕の、周りも。</w:t>
+        <w:t>今夜はもう一度訊きません。……(バッジを襟につける)これから荒れます。党の中も官邸も、おそらく僕の周りも。</w:t>
       </w:r>
     </w:p>
     <w:p>
@@ -6141,7 +6141,7 @@
           <w:i w:val="0"/>
           <w:sz w:val="22"/>
         </w:rPr>
-        <w:t>……恐れ入ります。私は、すでに、荒れた、場所に、長く、おりますので。</w:t>
+        <w:t>……恐れ入ります。私はすでに荒れた場所に長くおりますので。</w:t>
       </w:r>
     </w:p>
     <w:p>
@@ -6156,7 +6156,7 @@
           <w:color w:val="555555"/>
           <w:sz w:val="22"/>
         </w:rPr>
-        <w:t>(長岡が、思わず、吹き出す。榊は、真顔のまま。)</w:t>
+        <w:t>(長岡が思わず吹き出す。榊は真顔のまま。)</w:t>
       </w:r>
     </w:p>
     <w:p>
@@ -6179,7 +6179,7 @@
           <w:i w:val="0"/>
           <w:sz w:val="22"/>
         </w:rPr>
-        <w:t>長岡さん。最初に、声をかける、三人の、名前を、教えてください。</w:t>
+        <w:t>長岡さん。最初に声をかける三人の名前を教えてください。</w:t>
       </w:r>
     </w:p>
     <w:p>
@@ -6202,7 +6202,7 @@
           <w:i w:val="0"/>
           <w:sz w:val="22"/>
         </w:rPr>
-        <w:t>はい。与党の同期が一人、野党の同期が一人。それから、無所属の先生が、お一人です。</w:t>
+        <w:t>はい。与党の同期が一人、野党の同期が一人。それから無所属の先生がお一人です。</w:t>
       </w:r>
     </w:p>
     <w:p>
@@ -6240,7 +6240,7 @@
           <w:color w:val="555555"/>
           <w:sz w:val="22"/>
         </w:rPr>
-        <w:t>(窓の外、霞が関の方向に、ビルの灯が、点々と、続く。遼が、スマートフォンを、手に取る。画面に、一つの、通知。「柚木 沙耶」。)</w:t>
+        <w:t>(窓の外、霞が関の方向に、ビルの灯が点々と続く。遼がスマートフォンを手に取る。画面に一つの通知。「柚木 沙耶」。)</w:t>
       </w:r>
     </w:p>
     <w:p>
@@ -6273,7 +6273,7 @@
           <w:i w:val="0"/>
           <w:sz w:val="22"/>
         </w:rPr>
-        <w:t>「今夜の記事、載りました。見出しは、『国の責任、最高裁は認めず 反対意見一名』。最後の一行は、まだ、書いていません。」</w:t>
+        <w:t>「今夜の記事、載りました。見出しは、『国の責任、最高裁は認めず 反対意見一名』。最後の一行は、まだ書いていません。」</w:t>
       </w:r>
     </w:p>
     <w:p>
@@ -6288,7 +6288,7 @@
           <w:color w:val="555555"/>
           <w:sz w:val="22"/>
         </w:rPr>
-        <w:t>(遼は、返信を、打つ。「ありがとうございます。まだ、先です。」送信。画面を、伏せる。)</w:t>
+        <w:t>(遼は返信を打つ。「ありがとうございます。まだ先です。」送信。画面を伏せる。)</w:t>
       </w:r>
     </w:p>
     <w:p>
@@ -6303,7 +6303,7 @@
           <w:color w:val="555555"/>
           <w:sz w:val="22"/>
         </w:rPr>
-        <w:t>(窓の外、遠くの屋上の、赤い航空障害灯が、ゆっくり、点滅している。遼は、ホワイトボードの、「特別立法」の文字を、しばらく、見る。それから、電気のスイッチに、手を伸ばす。)</w:t>
+        <w:t>(窓の外、遠くの屋上の赤い航空障害灯がゆっくり点滅している。遼はホワイトボードの「特別立法」の文字をしばらく見る。それから電気のスイッチに手を伸ばす。)</w:t>
       </w:r>
     </w:p>
     <w:p>
